--- a/laba5/CтарковДмитрийКонстантинович_БПИ2401_№5.docx
+++ b/laba5/CтарковДмитрийКонстантинович_БПИ2401_№5.docx
@@ -15241,15 +15241,24 @@
           <w:szCs w:val="28"/>
           <w:lang w:eastAsia="ja-JP"/>
         </w:rPr>
-        <w:t xml:space="preserve">Ссылка на гит - </w:t>
-      </w:r>
-      <w:r>
+        <w:t>Ссылка на гитхаб - https://github.com/BestStarProggramer/IT_P2</w:t>
+      </w:r>
+    </w:p>
+    <w:p>
+      <w:pPr>
         <w:rPr>
           <w:rFonts w:eastAsiaTheme="minorEastAsia"/>
           <w:szCs w:val="28"/>
           <w:lang w:eastAsia="ja-JP"/>
         </w:rPr>
-        <w:t>https://github.com/BestStarProggramer/IT_P2</w:t>
+      </w:pPr>
+      <w:r>
+        <w:rPr>
+          <w:rFonts w:eastAsiaTheme="minorEastAsia"/>
+          <w:szCs w:val="28"/>
+          <w:lang w:eastAsia="ja-JP"/>
+        </w:rPr>
+        <w:t>Ссылка на гитфлик - https://gitflic.mtuci.ru/project/d-k-starkov-edu-mtuci-ru/itip</w:t>
       </w:r>
     </w:p>
     <w:sectPr>
